--- a/public/files/en/family-ai-homework-guide.docx
+++ b/public/files/en/family-ai-homework-guide.docx
@@ -505,7 +505,7 @@
           <w:color w:val="080808"/>
           <w:sz w:val="21"/>
         </w:rPr>
-        <w:t>Dear parents,</w:t>
+        <w:t>Dear parents</w:t>
       </w:r>
     </w:p>
     <w:p>
@@ -918,42 +918,6 @@
         <w:t>The key idea: the difference between "help" and "doing it for them" is whether the child tries first and asks for an explanation rather than an answer. The habit in one line: try it first → ask for help → check before you use.</w:t>
       </w:r>
     </w:p>
-    <w:p>
-      <w:pPr>
-        <w:spacing w:before="240" w:after="80"/>
-      </w:pPr>
-      <w:r>
-        <w:rPr>
-          <w:rFonts w:ascii="Quicksand" w:hAnsi="Quicksand" w:cs="Quicksand" w:eastAsia="Noto Sans TC"/>
-          <w:b/>
-          <w:color w:val="E10707"/>
-          <w:sz w:val="28"/>
-        </w:rPr>
-        <w:t>How this relates to the EDB framework</w:t>
-      </w:r>
-    </w:p>
-    <w:p>
-      <w:r>
-        <w:rPr>
-          <w:rFonts w:ascii="Quicksand" w:hAnsi="Quicksand" w:cs="Quicksand" w:eastAsia="Noto Sans TC"/>
-          <w:b w:val="0"/>
-          <w:color w:val="080808"/>
-          <w:sz w:val="21"/>
-        </w:rPr>
-        <w:t>This maps to the Blueprint for Digital Education Development in Primary and Secondary Schools (source B, the three-fold leaflet), p.1, on home-school cooperation, and the AI Literacy Learning Framework for Primary and Secondary Schools (source F, Supplement I), p.1-8, on adult accompaniment in early primary.</w:t>
-      </w:r>
-    </w:p>
-    <w:p>
-      <w:r>
-        <w:rPr>
-          <w:rFonts w:ascii="Quicksand" w:hAnsi="Quicksand" w:cs="Quicksand" w:eastAsia="Noto Sans TC"/>
-          <w:b w:val="0"/>
-          <w:color w:val="080808"/>
-          <w:sz w:val="21"/>
-        </w:rPr>
-        <w:t>This guide is a teaching resource independently produced by Beets and is not an official EDB document, nor a substitute for the school's own homework and AI-use policy.</w:t>
-      </w:r>
-    </w:p>
     <w:sectPr>
       <w:pgSz w:w="11906" w:h="16838"/>
       <w:pgMar w:top="1020" w:right="1134" w:bottom="1020" w:left="1134" w:header="720" w:footer="720" w:gutter="0"/>

--- a/public/files/en/family-ai-homework-guide.docx
+++ b/public/files/en/family-ai-homework-guide.docx
@@ -447,7 +447,7 @@
           <w:color w:val="080808"/>
           <w:sz w:val="21"/>
         </w:rPr>
-        <w:t>School name: Class: Date:</w:t>
+        <w:t>學校名稱 School name: 班別 Class: 日期 Date:</w:t>
       </w:r>
     </w:p>
     <w:p>
